--- a/submission_template/template_methodenbeitrag/text.docx
+++ b/submission_template/template_methodenbeitrag/text.docx
@@ -19,7 +19,7 @@
           <w:sz w:val="34"/>
           <w:szCs w:val="34"/>
         </w:rPr>
-        <w:t>1 Abstract</w:t>
+        <w:t>Abstract</w:t>
       </w:r>
     </w:p>
     <w:p>
@@ -47,7 +47,15 @@
           <w:sz w:val="34"/>
           <w:szCs w:val="34"/>
         </w:rPr>
-        <w:t>2 Definition</w:t>
+        <w:t>1</w:t>
+      </w:r>
+      <w:r>
+        <w:rPr>
+          <w:color w:val="0F4761"/>
+          <w:sz w:val="34"/>
+          <w:szCs w:val="34"/>
+        </w:rPr>
+        <w:t xml:space="preserve"> Definition</w:t>
       </w:r>
     </w:p>
     <w:p>
@@ -80,7 +88,15 @@
           <w:sz w:val="34"/>
           <w:szCs w:val="34"/>
         </w:rPr>
-        <w:t>3 Anwendungsbeispiel</w:t>
+        <w:t>2</w:t>
+      </w:r>
+      <w:r>
+        <w:rPr>
+          <w:color w:val="0F4761"/>
+          <w:sz w:val="34"/>
+          <w:szCs w:val="34"/>
+        </w:rPr>
+        <w:t xml:space="preserve"> Anwendungsbeispiel</w:t>
       </w:r>
     </w:p>
     <w:p>
@@ -157,7 +173,15 @@
           <w:sz w:val="34"/>
           <w:szCs w:val="34"/>
         </w:rPr>
-        <w:t>4 Geisteswissenschaftliche Tradition</w:t>
+        <w:t>3</w:t>
+      </w:r>
+      <w:r>
+        <w:rPr>
+          <w:color w:val="0F4761"/>
+          <w:sz w:val="34"/>
+          <w:szCs w:val="34"/>
+        </w:rPr>
+        <w:t xml:space="preserve"> Geisteswissenschaftliche Tradition</w:t>
       </w:r>
     </w:p>
     <w:p>
@@ -235,7 +259,15 @@
           <w:sz w:val="34"/>
           <w:szCs w:val="34"/>
         </w:rPr>
-        <w:t>5 Technische Grundlagen</w:t>
+        <w:t>4</w:t>
+      </w:r>
+      <w:r>
+        <w:rPr>
+          <w:color w:val="0F4761"/>
+          <w:sz w:val="34"/>
+          <w:szCs w:val="34"/>
+        </w:rPr>
+        <w:t xml:space="preserve"> Technische Grundlagen</w:t>
       </w:r>
     </w:p>
     <w:p>
@@ -319,7 +351,15 @@
           <w:sz w:val="34"/>
           <w:szCs w:val="34"/>
         </w:rPr>
-        <w:t>6 Diskussion</w:t>
+        <w:t>5</w:t>
+      </w:r>
+      <w:r>
+        <w:rPr>
+          <w:color w:val="0F4761"/>
+          <w:sz w:val="34"/>
+          <w:szCs w:val="34"/>
+        </w:rPr>
+        <w:t xml:space="preserve"> Diskussion</w:t>
       </w:r>
     </w:p>
     <w:p>
